--- a/Programacion II/Kit docente/Clase 4/Quiz Clase 4 - VetCare.docx
+++ b/Programacion II/Kit docente/Clase 4/Quiz Clase 4 - VetCare.docx
@@ -323,7 +323,7 @@
           <w:color w:val="2B2B2B"/>
           <w:sz w:val="21"/>
         </w:rPr>
-        <w:t xml:space="preserve">     D) frame.setTitle("VetCare")</w:t>
+        <w:t xml:space="preserve">     D) frame.setTitle("Clinica")</w:t>
       </w:r>
     </w:p>
     <w:p>
